--- a/0_documentation/testPlan_0.1.docx
+++ b/0_documentation/testPlan_0.1.docx
@@ -152,6 +152,14 @@
               <w:t xml:space="preserve">Claude Sonnet 5 </w:t>
             </w:r>
           </w:p>
+          <w:p>
+            <w:r>
+              <w:rPr>
+                <w:rFonts w:eastAsia="Courier New"/>
+              </w:rPr>
+              <w:t>Claude Opus 5.5</w:t>
+            </w:r>
+          </w:p>
         </w:tc>
       </w:tr>
       <w:tr>
@@ -195,13 +203,7 @@
               <w:rPr>
                 <w:rFonts w:eastAsia="Courier New"/>
               </w:rPr>
-              <w:t>0.</w:t>
-            </w:r>
-            <w:r>
-              <w:rPr>
-                <w:rFonts w:eastAsia="Courier New"/>
-              </w:rPr>
-              <w:t>1</w:t>
+              <w:t>0.2</w:t>
             </w:r>
           </w:p>
         </w:tc>
@@ -247,13 +249,7 @@
               <w:rPr>
                 <w:rFonts w:eastAsia="Courier New"/>
               </w:rPr>
-              <w:t>2026-07-2</w:t>
-            </w:r>
-            <w:r>
-              <w:rPr>
-                <w:rFonts w:eastAsia="Courier New"/>
-              </w:rPr>
-              <w:t>9</w:t>
+              <w:t>2026-10-09</w:t>
             </w:r>
           </w:p>
         </w:tc>
@@ -374,30 +370,10 @@
           <w:sz w:val="24"/>
           <w:szCs w:val="24"/>
         </w:rPr>
-        <w:t xml:space="preserve">On the JavaScript side, the </w:t>
+        <w:t>On the JavaScript side — the browser code only, since the server is now Python — a node:test suite is planned but not yet built, for pure functions such as the ground-track and pass-prediction maths built on satellite.js. It would run on the development machine only, so Node is never needed on the server. The RSS entity decoder and the database tests (schema creation, deduplication) moved to the Python suite with the server port.</w:t>
       </w:r>
       <w:proofErr w:type="spellStart"/>
-      <w:r>
-        <w:rPr>
-          <w:b w:val="0"/>
-          <w:bCs w:val="0"/>
-          <w:color w:val="auto"/>
-          <w:sz w:val="24"/>
-          <w:szCs w:val="24"/>
-        </w:rPr>
-        <w:t>node:test</w:t>
-      </w:r>
       <w:proofErr w:type="spellEnd"/>
-      <w:r>
-        <w:rPr>
-          <w:b w:val="0"/>
-          <w:bCs w:val="0"/>
-          <w:color w:val="auto"/>
-          <w:sz w:val="24"/>
-          <w:szCs w:val="24"/>
-        </w:rPr>
-        <w:t xml:space="preserve"> runner covers unit tests for pure functions (the RSS entity decoder, the RK4 perturbation integrator, ground-track and pass-prediction math built on satellite.js), database tests run against disposable temporary SQLite files (schema creation, deduplication logic), and ingestion-logic tests run against saved fixture responses rather than live third-party APIs. </w:t>
-      </w:r>
     </w:p>
     <w:p>
       <w:pPr>
@@ -528,6 +504,36 @@
           <w:sz w:val="24"/>
           <w:szCs w:val="24"/>
         </w:rPr>
+        <w:t>The same pytest suite (0_tests/) also covers the Python server and the news pipeline. test_server.py exercises every API endpoint through the WSGI application directly, against the real local databases — including the news topic filter, its SQL-injection safety, and the stored topic counts behind the news histogram. test_newsRules.py tests the news filler and topic rules against real feed titles, both stories that must be caught and look-alikes that must not, plus pruning, six-month retention, tagging and the stored counts against a throwaway in-memory database, never the real one.</w:t>
+      </w:r>
+      <w:proofErr w:type="spellStart"/>
+      <w:proofErr w:type="spellEnd"/>
+      <w:proofErr w:type="spellStart"/>
+      <w:proofErr w:type="spellEnd"/>
+      <w:proofErr w:type="gramStart"/>
+      <w:proofErr w:type="gramEnd"/>
+      <w:proofErr w:type="spellStart"/>
+      <w:proofErr w:type="spellEnd"/>
+    </w:p>
+    <w:p>
+      <w:pPr>
+        <w:pStyle w:val="Heading2"/>
+        <w:rPr>
+          <w:b w:val="0"/>
+          <w:bCs w:val="0"/>
+          <w:color w:val="auto"/>
+          <w:sz w:val="24"/>
+          <w:szCs w:val="24"/>
+        </w:rPr>
+      </w:pPr>
+      <w:r>
+        <w:rPr>
+          <w:b w:val="0"/>
+          <w:bCs w:val="0"/>
+          <w:color w:val="auto"/>
+          <w:sz w:val="24"/>
+          <w:szCs w:val="24"/>
+        </w:rPr>
         <w:t xml:space="preserve">Both suites </w:t>
       </w:r>
       <w:r>
@@ -596,24 +602,12 @@
     </w:p>
     <w:p>
       <w:r>
-        <w:t xml:space="preserve">The size check run on every commit consists of a small script — just Node, no extra dependency needed — that sums the byte size of the critical initial payload only: index.html, assets/classic.css, assets/lcars.js, and the fonts needed for first paint. It deliberately excludes </w:t>
+        <w:t>The size check run on every commit consists of a small script — Python’s standard library only, no extra dependency needed — that sums the byte size of the critical initial payload only: index.html, assets/classic.css, assets/lcars.js, and the fonts needed for first paint. It deliberately excludes CesiumJS, Plotly.js, and any other per-panel modules, since those are lazy-loaded only when a user actually navigates to a panel that needs them, not on first load. The script compares the total against the 5MB threshold fails the build if it’s exceeded. This is fast (just reading file sizes off disk with no browser involved) so it's cheap enough to run on every commit.</w:t>
       </w:r>
       <w:proofErr w:type="spellStart"/>
-      <w:r>
-        <w:t>CesiumJS</w:t>
-      </w:r>
       <w:proofErr w:type="spellEnd"/>
-      <w:r>
-        <w:t xml:space="preserve">, Plotly.js, and any other per-panel modules, since those are lazy-loaded only when a user </w:t>
-      </w:r>
       <w:proofErr w:type="gramStart"/>
-      <w:r>
-        <w:t>actually navigates</w:t>
-      </w:r>
       <w:proofErr w:type="gramEnd"/>
-      <w:r>
-        <w:t xml:space="preserve"> to a panel that needs them, not on first load. The script compares the total against the 5MB threshold fails the build if it’s exceeded. This is fast (just reading file sizes off disk with no browser involved) so it's cheap enough to run on every commit.</w:t>
-      </w:r>
     </w:p>
     <w:p>
       <w:r>
@@ -801,6 +795,18 @@
       </w:pPr>
       <w:r>
         <w:t>Am I getting the positions of the objects right for LEO plotting?</w:t>
+      </w:r>
+    </w:p>
+    <w:p>
+      <w:pPr>
+        <w:pStyle w:val="ListParagraph"/>
+        <w:numPr>
+          <w:ilvl w:val="0"/>
+          <w:numId w:val="18"/>
+        </w:numPr>
+      </w:pPr>
+      <w:r>
+        <w:t>Are the news filler and topic keyword rules misfiling stories? After any rule change, review a sample under each news filter button, and the untagged (“other”) articles, before deploying.</w:t>
       </w:r>
     </w:p>
     <w:p/>

--- a/0_documentation/testPlan_0.1.docx
+++ b/0_documentation/testPlan_0.1.docx
@@ -203,7 +203,7 @@
               <w:rPr>
                 <w:rFonts w:eastAsia="Courier New"/>
               </w:rPr>
-              <w:t>0.2</w:t>
+              <w:t>0.3</w:t>
             </w:r>
           </w:p>
         </w:tc>
@@ -249,7 +249,7 @@
               <w:rPr>
                 <w:rFonts w:eastAsia="Courier New"/>
               </w:rPr>
-              <w:t>2026-10-09</w:t>
+              <w:t>2026-10-22</w:t>
             </w:r>
           </w:p>
         </w:tc>
@@ -504,7 +504,7 @@
           <w:sz w:val="24"/>
           <w:szCs w:val="24"/>
         </w:rPr>
-        <w:t>The same pytest suite (0_tests/) also covers the Python server and the news pipeline. test_server.py exercises every API endpoint through the WSGI application directly, against the real local databases — including the news topic filter, its SQL-injection safety, and the stored topic counts behind the news histogram. test_newsRules.py tests the news filler and topic rules against real feed titles, both stories that must be caught and look-alikes that must not, plus pruning, six-month retention, tagging and the stored counts against a throwaway in-memory database, never the real one.</w:t>
+        <w:t>The same pytest suite (0_tests/) also covers the Python server and the news pipeline. test_server.py exercises every API endpoint through the WSGI application directly, against the real local databases (the site&lt;Type&gt;.db files since the October 2026 database refactor) — including the news topic filter, its SQL-injection safety, and the stored topic counts behind the news histogram. test_newsRules.py tests the news filler and topic rules against real feed titles, both stories that must be caught and look-alikes that must not, plus pruning, six-month retention, tagging and the stored counts against a throwaway in-memory database, never the real one.</w:t>
       </w:r>
       <w:proofErr w:type="spellStart"/>
       <w:proofErr w:type="spellEnd"/>
@@ -534,6 +534,108 @@
           <w:sz w:val="24"/>
           <w:szCs w:val="24"/>
         </w:rPr>
+        <w:t>Since the database refactor the suite also covers every ingestion source, the publish step and the scripts that run and move it. Run it with python -m pytest 0_tests from the project root. On 2026-10-22: 353 tests in 19 files, 352 passed and 1 skipped (the writers’-lock timeout test, which needs Linux’s fcntl). Source clients are tested against recorded responses (0_tests/fixtures/) and throwaway databases, never the live services or the real databases; the real spacetrack.env is never read.</w:t>
+      </w:r>
+      <w:proofErr w:type="spellStart"/>
+      <w:proofErr w:type="spellEnd"/>
+      <w:proofErr w:type="spellStart"/>
+      <w:proofErr w:type="spellEnd"/>
+      <w:proofErr w:type="gramStart"/>
+      <w:proofErr w:type="gramEnd"/>
+      <w:proofErr w:type="spellStart"/>
+      <w:proofErr w:type="spellEnd"/>
+    </w:p>
+    <w:p>
+      <w:pPr>
+        <w:pStyle w:val="ListParagraph"/>
+        <w:numPr>
+          <w:ilvl w:val="0"/>
+          <w:numId w:val="18"/>
+        </w:numPr>
+      </w:pPr>
+      <w:r>
+        <w:t>Ingestion, one file per source: test_ingestionSpaceTrack.py (17 — full and recent passes, newer-epoch-only updates, decays, failures recorded), test_ingestionCelesTrak.py (15 — the enable switch and 72-hour interval, per-group replacement, kept radar figures), test_ingestionSatNOGS.py (13 — the TLE crosswalk and transmitters, each feed failing independently), test_ingestGcat.py (22), test_readNews.py (10 — RSS parsing, dates, database set-up), test_ingestionLog.py (4 — the ingestionRuns record every source writes), test_common.py (12 — the .env loader, HTTP GET, the Space-Track client’s login and logout).</w:t>
+      </w:r>
+      <w:proofErr w:type="gramStart"/>
+      <w:proofErr w:type="gramEnd"/>
+      <w:proofErr w:type="spellStart"/>
+      <w:proofErr w:type="spellEnd"/>
+      <w:proofErr w:type="spellStart"/>
+      <w:proofErr w:type="spellEnd"/>
+    </w:p>
+    <w:p>
+      <w:pPr>
+        <w:pStyle w:val="ListParagraph"/>
+        <w:numPr>
+          <w:ilvl w:val="0"/>
+          <w:numId w:val="18"/>
+        </w:numPr>
+      </w:pPr>
+      <w:r>
+        <w:t>Publish and its rules: test_publishSite.py (9 — the build, the atomic swap and .prev, refusal on an empty table or a drop over 10% with the live file untouched, indexes copied, element-age selection, kept CelesTrak radar figures, transmitter linking by follow ID, then designator, then own number), test_groupRules.py (11 — decision A’s precedence, the 3-month recent-launch rule, stale CelesTrak falling back to our rules, CelesTrak-only groups), test_enrichEirp.py (5 — the GCAT class fallback, used only when the groups place nothing), test_rfSelection.py (15), test_estimateBrightness.py (15), test_orbitStats.py (25).</w:t>
+      </w:r>
+      <w:proofErr w:type="gramStart"/>
+      <w:proofErr w:type="gramEnd"/>
+      <w:proofErr w:type="spellStart"/>
+      <w:proofErr w:type="spellEnd"/>
+      <w:proofErr w:type="spellStart"/>
+      <w:proofErr w:type="spellEnd"/>
+    </w:p>
+    <w:p>
+      <w:pPr>
+        <w:pStyle w:val="ListParagraph"/>
+        <w:numPr>
+          <w:ilvl w:val="0"/>
+          <w:numId w:val="18"/>
+        </w:numPr>
+      </w:pPr>
+      <w:r>
+        <w:t>Running and moving the data: test_runIngestion.py (9 — publish only after a successful run with changes, a refused publish failing the run, the writers’ lock), test_dbPaths.py (3 — the databases/ layout and the legacy ingestionDBs/ fallback), test_migrateLive.py (11 — migration preconditions, dry run, backup and rename, rollback, and the reference-database install after a deploy).</w:t>
+      </w:r>
+      <w:proofErr w:type="gramStart"/>
+      <w:proofErr w:type="gramEnd"/>
+      <w:proofErr w:type="spellStart"/>
+      <w:proofErr w:type="spellEnd"/>
+      <w:proofErr w:type="spellStart"/>
+      <w:proofErr w:type="spellEnd"/>
+    </w:p>
+    <w:p>
+      <w:pPr>
+        <w:pStyle w:val="ListParagraph"/>
+        <w:numPr>
+          <w:ilvl w:val="0"/>
+          <w:numId w:val="18"/>
+        </w:numPr>
+      </w:pPr>
+      <w:r>
+        <w:t>Website and tools: test_server.py (101 — every endpoint, plus site files picked up after a swap, the pre-refactor fallback, connections released per request on Windows, and the freshness table), test_newsRules.py (43), test_bugsTool.py (13).</w:t>
+      </w:r>
+      <w:proofErr w:type="gramStart"/>
+      <w:proofErr w:type="gramEnd"/>
+      <w:proofErr w:type="spellStart"/>
+      <w:proofErr w:type="spellEnd"/>
+      <w:proofErr w:type="spellStart"/>
+      <w:proofErr w:type="spellEnd"/>
+    </w:p>
+    <w:p>
+      <w:pPr>
+        <w:pStyle w:val="Heading2"/>
+        <w:rPr>
+          <w:b w:val="0"/>
+          <w:bCs w:val="0"/>
+          <w:color w:val="auto"/>
+          <w:sz w:val="24"/>
+          <w:szCs w:val="24"/>
+        </w:rPr>
+      </w:pPr>
+      <w:r>
+        <w:rPr>
+          <w:b w:val="0"/>
+          <w:bCs w:val="0"/>
+          <w:color w:val="auto"/>
+          <w:sz w:val="24"/>
+          <w:szCs w:val="24"/>
+        </w:rPr>
         <w:t xml:space="preserve">Both suites </w:t>
       </w:r>
       <w:r>
@@ -555,6 +657,78 @@
           <w:szCs w:val="24"/>
         </w:rPr>
         <w:t>run on every relevant commit, are free of network dependency, and together form the first line of defence against regressions.</w:t>
+      </w:r>
+    </w:p>
+    <w:p>
+      <w:pPr>
+        <w:pStyle w:val="Heading2"/>
+      </w:pPr>
+      <w:r>
+        <w:t>API Regression Snapshots</w:t>
+      </w:r>
+    </w:p>
+    <w:p>
+      <w:r>
+        <w:t>For changes that should leave the website’s output alone, or change it only in known ways, the whole API is compared before and after. 0_tools/apiSnapshot.py calls server.py’s WSGI application in-process (no running server needed), against whatever databases the working copy has, and saves the JSON of 359 endpoint and filter combinations: every GET route, every ON-ORBIT chart for each status, kind and SpaceX filter, launches by SpaceX filter and outcome, and sample objects.</w:t>
+      </w:r>
+    </w:p>
+    <w:p>
+      <w:pPr>
+        <w:pStyle w:val="ListParagraph"/>
+        <w:numPr>
+          <w:ilvl w:val="0"/>
+          <w:numId w:val="18"/>
+        </w:numPr>
+      </w:pPr>
+      <w:r>
+        <w:t>python 0_tools/apiSnapshot.py take LABEL — saves a snapshot to 0_testReports/apiSnapshots/LABEL/ (gitignored; snapshots are large and can be regenerated).</w:t>
+      </w:r>
+      <w:proofErr w:type="gramStart"/>
+      <w:proofErr w:type="gramEnd"/>
+      <w:proofErr w:type="spellStart"/>
+      <w:proofErr w:type="spellEnd"/>
+      <w:proofErr w:type="spellStart"/>
+      <w:proofErr w:type="spellEnd"/>
+    </w:p>
+    <w:p>
+      <w:pPr>
+        <w:pStyle w:val="ListParagraph"/>
+        <w:numPr>
+          <w:ilvl w:val="0"/>
+          <w:numId w:val="18"/>
+        </w:numPr>
+      </w:pPr>
+      <w:r>
+        <w:t>python 0_tools/apiSnapshot.py compare OLD NEW — compares two snapshots endpoint by endpoint, by status code and content hash.</w:t>
+      </w:r>
+      <w:proofErr w:type="gramStart"/>
+      <w:proofErr w:type="gramEnd"/>
+      <w:proofErr w:type="spellStart"/>
+      <w:proofErr w:type="spellEnd"/>
+      <w:proofErr w:type="spellStart"/>
+      <w:proofErr w:type="spellEnd"/>
+    </w:p>
+    <w:p>
+      <w:r>
+        <w:t>Endpoints that depend on the clock (/api/status, /api/sky/satellites and the GEO-belt charts) are still compared, but their differences are flagged as expected. Take the baseline before the first change, take a snapshot after each step, and explain every difference that isn’t expected. The database refactor used this throughout: a baseline on 2026-10-21, then one comparison per step; the results and every intended difference are in 0_testReports/261022_1130Z_dbRefactorRegression.md.</w:t>
+      </w:r>
+    </w:p>
+    <w:p>
+      <w:pPr>
+        <w:pStyle w:val="Heading2"/>
+      </w:pPr>
+      <w:r>
+        <w:t>Rehearsing Changes to the Live Server</w:t>
+      </w:r>
+    </w:p>
+    <w:p>
+      <w:r>
+        <w:t>A one-off change to the live server, such as a database migration, is rehearsed end to end on DEV first, on a copy of the app holding copies of the live databases under their live names and with the live server’s settings (for the refactor’s migration, CELESTRAK_ENABLED=0). The rehearsal runs the script’s dry run, then the real run, then its rollback, and compares API snapshots at each stage: after the migration against a snapshot taken just before it, and after the rollback against the same snapshot, which must match apart from the clock-dependent endpoints.</w:t>
+      </w:r>
+    </w:p>
+    <w:p>
+      <w:r>
+        <w:t>On the live server the same order applies: deploy with DRY_RUN=1 first and review what the sync would change or delete; deploy; check the site; run the script’s dry run and review its checks; run it for real, noting the backup and rollback command it prints; check the site, the freshness table and the first scheduled runs’ logs. scripts/migrateLive.py (2026-10-21) was rehearsed this way, and its tests in 0_tests/test_migrateLive.py cover the checks, the dry run and the rollback.</w:t>
       </w:r>
     </w:p>
     <w:p>

--- a/0_documentation/testPlan_0.1.docx
+++ b/0_documentation/testPlan_0.1.docx
@@ -202,6 +202,7 @@
             <w:r>
               <w:rPr>
                 <w:rFonts w:eastAsia="Courier New"/>
+                <w:color w:val="008000"/>
               </w:rPr>
               <w:t>0.3</w:t>
             </w:r>
@@ -248,6 +249,7 @@
             <w:r>
               <w:rPr>
                 <w:rFonts w:eastAsia="Courier New"/>
+                <w:color w:val="008000"/>
               </w:rPr>
               <w:t>2026-10-22</w:t>
             </w:r>
@@ -500,7 +502,7 @@
         <w:rPr>
           <w:b w:val="0"/>
           <w:bCs w:val="0"/>
-          <w:color w:val="auto"/>
+          <w:color w:val="008000"/>
           <w:sz w:val="24"/>
           <w:szCs w:val="24"/>
         </w:rPr>
@@ -530,7 +532,7 @@
         <w:rPr>
           <w:b w:val="0"/>
           <w:bCs w:val="0"/>
-          <w:color w:val="auto"/>
+          <w:color w:val="008000"/>
           <w:sz w:val="24"/>
           <w:szCs w:val="24"/>
         </w:rPr>
@@ -554,6 +556,9 @@
         </w:numPr>
       </w:pPr>
       <w:r>
+        <w:rPr>
+          <w:color w:val="008000"/>
+        </w:rPr>
         <w:t>Ingestion, one file per source: test_ingestionSpaceTrack.py (17 — full and recent passes, newer-epoch-only updates, decays, failures recorded), test_ingestionCelesTrak.py (15 — the enable switch and 72-hour interval, per-group replacement, kept radar figures), test_ingestionSatNOGS.py (13 — the TLE crosswalk and transmitters, each feed failing independently), test_ingestGcat.py (22), test_readNews.py (10 — RSS parsing, dates, database set-up), test_ingestionLog.py (4 — the ingestionRuns record every source writes), test_common.py (12 — the .env loader, HTTP GET, the Space-Track client’s login and logout).</w:t>
       </w:r>
       <w:proofErr w:type="gramStart"/>
@@ -572,6 +577,9 @@
         </w:numPr>
       </w:pPr>
       <w:r>
+        <w:rPr>
+          <w:color w:val="008000"/>
+        </w:rPr>
         <w:t>Publish and its rules: test_publishSite.py (9 — the build, the atomic swap and .prev, refusal on an empty table or a drop over 10% with the live file untouched, indexes copied, element-age selection, kept CelesTrak radar figures, transmitter linking by follow ID, then designator, then own number), test_groupRules.py (11 — decision A’s precedence, the 3-month recent-launch rule, stale CelesTrak falling back to our rules, CelesTrak-only groups), test_enrichEirp.py (5 — the GCAT class fallback, used only when the groups place nothing), test_rfSelection.py (15), test_estimateBrightness.py (15), test_orbitStats.py (25).</w:t>
       </w:r>
       <w:proofErr w:type="gramStart"/>
@@ -590,6 +598,9 @@
         </w:numPr>
       </w:pPr>
       <w:r>
+        <w:rPr>
+          <w:color w:val="008000"/>
+        </w:rPr>
         <w:t>Running and moving the data: test_runIngestion.py (9 — publish only after a successful run with changes, a refused publish failing the run, the writers’ lock), test_dbPaths.py (3 — the databases/ layout and the legacy ingestionDBs/ fallback), test_migrateLive.py (11 — migration preconditions, dry run, backup and rename, rollback, and the reference-database install after a deploy).</w:t>
       </w:r>
       <w:proofErr w:type="gramStart"/>
@@ -608,6 +619,9 @@
         </w:numPr>
       </w:pPr>
       <w:r>
+        <w:rPr>
+          <w:color w:val="008000"/>
+        </w:rPr>
         <w:t>Website and tools: test_server.py (101 — every endpoint, plus site files picked up after a swap, the pre-refactor fallback, connections released per request on Windows, and the freshness table), test_newsRules.py (43), test_bugsTool.py (13).</w:t>
       </w:r>
       <w:proofErr w:type="gramStart"/>
@@ -664,11 +678,17 @@
         <w:pStyle w:val="Heading2"/>
       </w:pPr>
       <w:r>
+        <w:rPr>
+          <w:color w:val="008000"/>
+        </w:rPr>
         <w:t>API Regression Snapshots</w:t>
       </w:r>
     </w:p>
     <w:p>
       <w:r>
+        <w:rPr>
+          <w:color w:val="008000"/>
+        </w:rPr>
         <w:t>For changes that should leave the website’s output alone, or change it only in known ways, the whole API is compared before and after. 0_tools/apiSnapshot.py calls server.py’s WSGI application in-process (no running server needed), against whatever databases the working copy has, and saves the JSON of 359 endpoint and filter combinations: every GET route, every ON-ORBIT chart for each status, kind and SpaceX filter, launches by SpaceX filter and outcome, and sample objects.</w:t>
       </w:r>
     </w:p>
@@ -681,6 +701,9 @@
         </w:numPr>
       </w:pPr>
       <w:r>
+        <w:rPr>
+          <w:color w:val="008000"/>
+        </w:rPr>
         <w:t>python 0_tools/apiSnapshot.py take LABEL — saves a snapshot to 0_testReports/apiSnapshots/LABEL/ (gitignored; snapshots are large and can be regenerated).</w:t>
       </w:r>
       <w:proofErr w:type="gramStart"/>
@@ -699,6 +722,9 @@
         </w:numPr>
       </w:pPr>
       <w:r>
+        <w:rPr>
+          <w:color w:val="008000"/>
+        </w:rPr>
         <w:t>python 0_tools/apiSnapshot.py compare OLD NEW — compares two snapshots endpoint by endpoint, by status code and content hash.</w:t>
       </w:r>
       <w:proofErr w:type="gramStart"/>
@@ -710,6 +736,9 @@
     </w:p>
     <w:p>
       <w:r>
+        <w:rPr>
+          <w:color w:val="008000"/>
+        </w:rPr>
         <w:t>Endpoints that depend on the clock (/api/status, /api/sky/satellites and the GEO-belt charts) are still compared, but their differences are flagged as expected. Take the baseline before the first change, take a snapshot after each step, and explain every difference that isn’t expected. The database refactor used this throughout: a baseline on 2026-10-21, then one comparison per step; the results and every intended difference are in 0_testReports/261022_1130Z_dbRefactorRegression.md.</w:t>
       </w:r>
     </w:p>
@@ -718,16 +747,25 @@
         <w:pStyle w:val="Heading2"/>
       </w:pPr>
       <w:r>
+        <w:rPr>
+          <w:color w:val="008000"/>
+        </w:rPr>
         <w:t>Rehearsing Changes to the Live Server</w:t>
       </w:r>
     </w:p>
     <w:p>
       <w:r>
+        <w:rPr>
+          <w:color w:val="008000"/>
+        </w:rPr>
         <w:t>A one-off change to the live server, such as a database migration, is rehearsed end to end on DEV first, on a copy of the app holding copies of the live databases under their live names and with the live server’s settings (for the refactor’s migration, CELESTRAK_ENABLED=0). The rehearsal runs the script’s dry run, then the real run, then its rollback, and compares API snapshots at each stage: after the migration against a snapshot taken just before it, and after the rollback against the same snapshot, which must match apart from the clock-dependent endpoints.</w:t>
       </w:r>
     </w:p>
     <w:p>
       <w:r>
+        <w:rPr>
+          <w:color w:val="008000"/>
+        </w:rPr>
         <w:t>On the live server the same order applies: deploy with DRY_RUN=1 first and review what the sync would change or delete; deploy; check the site; run the script’s dry run and review its checks; run it for real, noting the backup and rollback command it prints; check the site, the freshness table and the first scheduled runs’ logs. scripts/migrateLive.py (2026-10-21) was rehearsed this way, and its tests in 0_tests/test_migrateLive.py cover the checks, the dry run and the rollback.</w:t>
       </w:r>
     </w:p>
